--- a/docs/SmartSale_документация.docx
+++ b/docs/SmartSale_документация.docx
@@ -366,6 +366,59 @@
     </w:p>
     <w:p>
       <w:pPr>
+        <w:jc w:val="center"/>
+      </w:pPr>
+      <w:r>
+        <w:drawing>
+          <wp:inline xmlns:a="http://schemas.openxmlformats.org/drawingml/2006/main" xmlns:pic="http://schemas.openxmlformats.org/drawingml/2006/picture">
+            <wp:extent cx="6126480" cy="2738897"/>
+            <wp:docPr id="1" name="Picture 1"/>
+            <wp:cNvGraphicFramePr>
+              <a:graphicFrameLocks noChangeAspect="1"/>
+            </wp:cNvGraphicFramePr>
+            <a:graphic>
+              <a:graphicData uri="http://schemas.openxmlformats.org/drawingml/2006/picture">
+                <pic:pic>
+                  <pic:nvPicPr>
+                    <pic:cNvPr id="0" name="diag_arch.png"/>
+                    <pic:cNvPicPr/>
+                  </pic:nvPicPr>
+                  <pic:blipFill>
+                    <a:blip r:embed="rId9"/>
+                    <a:stretch>
+                      <a:fillRect/>
+                    </a:stretch>
+                  </pic:blipFill>
+                  <pic:spPr>
+                    <a:xfrm>
+                      <a:off x="0" y="0"/>
+                      <a:ext cx="6126480" cy="2738897"/>
+                    </a:xfrm>
+                    <a:prstGeom prst="rect"/>
+                  </pic:spPr>
+                </pic:pic>
+              </a:graphicData>
+            </a:graphic>
+          </wp:inline>
+        </w:drawing>
+      </w:r>
+    </w:p>
+    <w:p>
+      <w:pPr>
+        <w:spacing w:after="240"/>
+        <w:jc w:val="center"/>
+      </w:pPr>
+      <w:r>
+        <w:rPr>
+          <w:i/>
+          <w:color w:val="55666B"/>
+          <w:sz w:val="19"/>
+        </w:rPr>
+        <w:t>Схема: архитектура и потоки обмена (иллюстрация).</w:t>
+      </w:r>
+    </w:p>
+    <w:p>
+      <w:pPr>
         <w:pStyle w:val="Heading1"/>
       </w:pPr>
       <w:r>
@@ -681,6 +734,166 @@
         </w:tc>
       </w:tr>
     </w:tbl>
+    <w:tbl>
+      <w:tblPr>
+        <w:tblW w:type="auto" w:w="0"/>
+        <w:jc w:val="center"/>
+        <w:tblLook w:firstColumn="1" w:firstRow="1" w:lastColumn="0" w:lastRow="0" w:noHBand="0" w:noVBand="1" w:val="04A0"/>
+      </w:tblPr>
+      <w:tblGrid>
+        <w:gridCol w:w="3216"/>
+        <w:gridCol w:w="3216"/>
+        <w:gridCol w:w="3216"/>
+      </w:tblGrid>
+      <w:tr>
+        <w:tc>
+          <w:tcPr>
+            <w:tcW w:type="dxa" w:w="3216"/>
+          </w:tcPr>
+          <w:p>
+            <w:pPr>
+              <w:jc w:val="center"/>
+            </w:pPr>
+            <w:r>
+              <w:drawing>
+                <wp:inline xmlns:a="http://schemas.openxmlformats.org/drawingml/2006/main" xmlns:pic="http://schemas.openxmlformats.org/drawingml/2006/picture">
+                  <wp:extent cx="1874519" cy="3836225"/>
+                  <wp:docPr id="2" name="Picture 2"/>
+                  <wp:cNvGraphicFramePr>
+                    <a:graphicFrameLocks noChangeAspect="1"/>
+                  </wp:cNvGraphicFramePr>
+                  <a:graphic>
+                    <a:graphicData uri="http://schemas.openxmlformats.org/drawingml/2006/picture">
+                      <pic:pic>
+                        <pic:nvPicPr>
+                          <pic:cNvPr id="0" name="app_clients.png"/>
+                          <pic:cNvPicPr/>
+                        </pic:nvPicPr>
+                        <pic:blipFill>
+                          <a:blip r:embed="rId10"/>
+                          <a:stretch>
+                            <a:fillRect/>
+                          </a:stretch>
+                        </pic:blipFill>
+                        <pic:spPr>
+                          <a:xfrm>
+                            <a:off x="0" y="0"/>
+                            <a:ext cx="1874519" cy="3836225"/>
+                          </a:xfrm>
+                          <a:prstGeom prst="rect"/>
+                        </pic:spPr>
+                      </pic:pic>
+                    </a:graphicData>
+                  </a:graphic>
+                </wp:inline>
+              </w:drawing>
+            </w:r>
+          </w:p>
+        </w:tc>
+        <w:tc>
+          <w:tcPr>
+            <w:tcW w:type="dxa" w:w="3216"/>
+          </w:tcPr>
+          <w:p>
+            <w:pPr>
+              <w:jc w:val="center"/>
+            </w:pPr>
+            <w:r>
+              <w:drawing>
+                <wp:inline xmlns:a="http://schemas.openxmlformats.org/drawingml/2006/main" xmlns:pic="http://schemas.openxmlformats.org/drawingml/2006/picture">
+                  <wp:extent cx="1874519" cy="3836225"/>
+                  <wp:docPr id="3" name="Picture 3"/>
+                  <wp:cNvGraphicFramePr>
+                    <a:graphicFrameLocks noChangeAspect="1"/>
+                  </wp:cNvGraphicFramePr>
+                  <a:graphic>
+                    <a:graphicData uri="http://schemas.openxmlformats.org/drawingml/2006/picture">
+                      <pic:pic>
+                        <pic:nvPicPr>
+                          <pic:cNvPr id="0" name="app_customer.png"/>
+                          <pic:cNvPicPr/>
+                        </pic:nvPicPr>
+                        <pic:blipFill>
+                          <a:blip r:embed="rId11"/>
+                          <a:stretch>
+                            <a:fillRect/>
+                          </a:stretch>
+                        </pic:blipFill>
+                        <pic:spPr>
+                          <a:xfrm>
+                            <a:off x="0" y="0"/>
+                            <a:ext cx="1874519" cy="3836225"/>
+                          </a:xfrm>
+                          <a:prstGeom prst="rect"/>
+                        </pic:spPr>
+                      </pic:pic>
+                    </a:graphicData>
+                  </a:graphic>
+                </wp:inline>
+              </w:drawing>
+            </w:r>
+          </w:p>
+        </w:tc>
+        <w:tc>
+          <w:tcPr>
+            <w:tcW w:type="dxa" w:w="3216"/>
+          </w:tcPr>
+          <w:p>
+            <w:pPr>
+              <w:jc w:val="center"/>
+            </w:pPr>
+            <w:r>
+              <w:drawing>
+                <wp:inline xmlns:a="http://schemas.openxmlformats.org/drawingml/2006/main" xmlns:pic="http://schemas.openxmlformats.org/drawingml/2006/picture">
+                  <wp:extent cx="1874519" cy="3836225"/>
+                  <wp:docPr id="4" name="Picture 4"/>
+                  <wp:cNvGraphicFramePr>
+                    <a:graphicFrameLocks noChangeAspect="1"/>
+                  </wp:cNvGraphicFramePr>
+                  <a:graphic>
+                    <a:graphicData uri="http://schemas.openxmlformats.org/drawingml/2006/picture">
+                      <pic:pic>
+                        <pic:nvPicPr>
+                          <pic:cNvPr id="0" name="app_order.png"/>
+                          <pic:cNvPicPr/>
+                        </pic:nvPicPr>
+                        <pic:blipFill>
+                          <a:blip r:embed="rId12"/>
+                          <a:stretch>
+                            <a:fillRect/>
+                          </a:stretch>
+                        </pic:blipFill>
+                        <pic:spPr>
+                          <a:xfrm>
+                            <a:off x="0" y="0"/>
+                            <a:ext cx="1874519" cy="3836225"/>
+                          </a:xfrm>
+                          <a:prstGeom prst="rect"/>
+                        </pic:spPr>
+                      </pic:pic>
+                    </a:graphicData>
+                  </a:graphic>
+                </wp:inline>
+              </w:drawing>
+            </w:r>
+          </w:p>
+        </w:tc>
+      </w:tr>
+    </w:tbl>
+    <w:p>
+      <w:pPr>
+        <w:spacing w:after="240"/>
+        <w:jc w:val="center"/>
+      </w:pPr>
+      <w:r>
+        <w:rPr>
+          <w:i/>
+          <w:color w:val="55666B"/>
+          <w:sz w:val="19"/>
+        </w:rPr>
+        <w:t>Экраны приложения (макет): клиенты дня · карточка клиента · заказ.</w:t>
+      </w:r>
+    </w:p>
     <w:p>
       <w:pPr>
         <w:pStyle w:val="Heading1"/>
@@ -942,6 +1155,59 @@
         </w:tc>
       </w:tr>
     </w:tbl>
+    <w:p>
+      <w:pPr>
+        <w:jc w:val="center"/>
+      </w:pPr>
+      <w:r>
+        <w:drawing>
+          <wp:inline xmlns:a="http://schemas.openxmlformats.org/drawingml/2006/main" xmlns:pic="http://schemas.openxmlformats.org/drawingml/2006/picture">
+            <wp:extent cx="6126480" cy="3594202"/>
+            <wp:docPr id="5" name="Picture 5"/>
+            <wp:cNvGraphicFramePr>
+              <a:graphicFrameLocks noChangeAspect="1"/>
+            </wp:cNvGraphicFramePr>
+            <a:graphic>
+              <a:graphicData uri="http://schemas.openxmlformats.org/drawingml/2006/picture">
+                <pic:pic>
+                  <pic:nvPicPr>
+                    <pic:cNvPr id="0" name="arm_planner.png"/>
+                    <pic:cNvPicPr/>
+                  </pic:nvPicPr>
+                  <pic:blipFill>
+                    <a:blip r:embed="rId13"/>
+                    <a:stretch>
+                      <a:fillRect/>
+                    </a:stretch>
+                  </pic:blipFill>
+                  <pic:spPr>
+                    <a:xfrm>
+                      <a:off x="0" y="0"/>
+                      <a:ext cx="6126480" cy="3594202"/>
+                    </a:xfrm>
+                    <a:prstGeom prst="rect"/>
+                  </pic:spPr>
+                </pic:pic>
+              </a:graphicData>
+            </a:graphic>
+          </wp:inline>
+        </w:drawing>
+      </w:r>
+    </w:p>
+    <w:p>
+      <w:pPr>
+        <w:spacing w:after="240"/>
+        <w:jc w:val="center"/>
+      </w:pPr>
+      <w:r>
+        <w:rPr>
+          <w:i/>
+          <w:color w:val="55666B"/>
+          <w:sz w:val="19"/>
+        </w:rPr>
+        <w:t>Рабочее место «Карта и планировщик маршрута» (макет).</w:t>
+      </w:r>
+    </w:p>
     <w:p>
       <w:pPr>
         <w:pStyle w:val="Heading1"/>
@@ -1347,6 +1613,59 @@
     </w:p>
     <w:p>
       <w:pPr>
+        <w:jc w:val="center"/>
+      </w:pPr>
+      <w:r>
+        <w:drawing>
+          <wp:inline xmlns:a="http://schemas.openxmlformats.org/drawingml/2006/main" xmlns:pic="http://schemas.openxmlformats.org/drawingml/2006/picture">
+            <wp:extent cx="6126480" cy="2018135"/>
+            <wp:docPr id="6" name="Picture 6"/>
+            <wp:cNvGraphicFramePr>
+              <a:graphicFrameLocks noChangeAspect="1"/>
+            </wp:cNvGraphicFramePr>
+            <a:graphic>
+              <a:graphicData uri="http://schemas.openxmlformats.org/drawingml/2006/picture">
+                <pic:pic>
+                  <pic:nvPicPr>
+                    <pic:cNvPr id="0" name="diag_order.png"/>
+                    <pic:cNvPicPr/>
+                  </pic:nvPicPr>
+                  <pic:blipFill>
+                    <a:blip r:embed="rId14"/>
+                    <a:stretch>
+                      <a:fillRect/>
+                    </a:stretch>
+                  </pic:blipFill>
+                  <pic:spPr>
+                    <a:xfrm>
+                      <a:off x="0" y="0"/>
+                      <a:ext cx="6126480" cy="2018135"/>
+                    </a:xfrm>
+                    <a:prstGeom prst="rect"/>
+                  </pic:spPr>
+                </pic:pic>
+              </a:graphicData>
+            </a:graphic>
+          </wp:inline>
+        </w:drawing>
+      </w:r>
+    </w:p>
+    <w:p>
+      <w:pPr>
+        <w:spacing w:after="240"/>
+        <w:jc w:val="center"/>
+      </w:pPr>
+      <w:r>
+        <w:rPr>
+          <w:i/>
+          <w:color w:val="55666B"/>
+          <w:sz w:val="19"/>
+        </w:rPr>
+        <w:t>Схема: жизненный цикл заказа (иллюстрация).</w:t>
+      </w:r>
+    </w:p>
+    <w:p>
+      <w:pPr>
         <w:pStyle w:val="Heading1"/>
       </w:pPr>
       <w:r>
@@ -1578,6 +1897,112 @@
           <w:sz w:val="22"/>
         </w:rPr>
         <w:t>Просмотрщик трека показывает: фактический путь за период (линия на карте), время у каждого клиента (близость точек трека к координатам клиента, радиус 100 м), сверку с плановым маршрутом. Хранение в УТ — 90 дней (регламент очистки — на этапе внедрения).</w:t>
+      </w:r>
+    </w:p>
+    <w:p>
+      <w:pPr>
+        <w:jc w:val="center"/>
+      </w:pPr>
+      <w:r>
+        <w:drawing>
+          <wp:inline xmlns:a="http://schemas.openxmlformats.org/drawingml/2006/main" xmlns:pic="http://schemas.openxmlformats.org/drawingml/2006/picture">
+            <wp:extent cx="6126480" cy="2018135"/>
+            <wp:docPr id="7" name="Picture 7"/>
+            <wp:cNvGraphicFramePr>
+              <a:graphicFrameLocks noChangeAspect="1"/>
+            </wp:cNvGraphicFramePr>
+            <a:graphic>
+              <a:graphicData uri="http://schemas.openxmlformats.org/drawingml/2006/picture">
+                <pic:pic>
+                  <pic:nvPicPr>
+                    <pic:cNvPr id="0" name="diag_track.png"/>
+                    <pic:cNvPicPr/>
+                  </pic:nvPicPr>
+                  <pic:blipFill>
+                    <a:blip r:embed="rId15"/>
+                    <a:stretch>
+                      <a:fillRect/>
+                    </a:stretch>
+                  </pic:blipFill>
+                  <pic:spPr>
+                    <a:xfrm>
+                      <a:off x="0" y="0"/>
+                      <a:ext cx="6126480" cy="2018135"/>
+                    </a:xfrm>
+                    <a:prstGeom prst="rect"/>
+                  </pic:spPr>
+                </pic:pic>
+              </a:graphicData>
+            </a:graphic>
+          </wp:inline>
+        </w:drawing>
+      </w:r>
+    </w:p>
+    <w:p>
+      <w:pPr>
+        <w:spacing w:after="240"/>
+        <w:jc w:val="center"/>
+      </w:pPr>
+      <w:r>
+        <w:rPr>
+          <w:i/>
+          <w:color w:val="55666B"/>
+          <w:sz w:val="19"/>
+        </w:rPr>
+        <w:t>Схема: поток трека агента (иллюстрация).</w:t>
+      </w:r>
+    </w:p>
+    <w:p>
+      <w:pPr>
+        <w:jc w:val="center"/>
+      </w:pPr>
+      <w:r>
+        <w:drawing>
+          <wp:inline xmlns:a="http://schemas.openxmlformats.org/drawingml/2006/main" xmlns:pic="http://schemas.openxmlformats.org/drawingml/2006/picture">
+            <wp:extent cx="6126480" cy="3594202"/>
+            <wp:docPr id="8" name="Picture 8"/>
+            <wp:cNvGraphicFramePr>
+              <a:graphicFrameLocks noChangeAspect="1"/>
+            </wp:cNvGraphicFramePr>
+            <a:graphic>
+              <a:graphicData uri="http://schemas.openxmlformats.org/drawingml/2006/picture">
+                <pic:pic>
+                  <pic:nvPicPr>
+                    <pic:cNvPr id="0" name="arm_track.png"/>
+                    <pic:cNvPicPr/>
+                  </pic:nvPicPr>
+                  <pic:blipFill>
+                    <a:blip r:embed="rId16"/>
+                    <a:stretch>
+                      <a:fillRect/>
+                    </a:stretch>
+                  </pic:blipFill>
+                  <pic:spPr>
+                    <a:xfrm>
+                      <a:off x="0" y="0"/>
+                      <a:ext cx="6126480" cy="3594202"/>
+                    </a:xfrm>
+                    <a:prstGeom prst="rect"/>
+                  </pic:spPr>
+                </pic:pic>
+              </a:graphicData>
+            </a:graphic>
+          </wp:inline>
+        </w:drawing>
+      </w:r>
+    </w:p>
+    <w:p>
+      <w:pPr>
+        <w:spacing w:after="240"/>
+        <w:jc w:val="center"/>
+      </w:pPr>
+      <w:r>
+        <w:rPr>
+          <w:i/>
+          <w:color w:val="55666B"/>
+          <w:sz w:val="19"/>
+        </w:rPr>
+        <w:t>Рабочее место «Просмотр трека» (макет).</w:t>
       </w:r>
     </w:p>
     <w:p>
